--- a/Chapter 1/Chapter 1.docx
+++ b/Chapter 1/Chapter 1.docx
@@ -373,7 +373,16 @@
           <w:sz w:val="28"/>
           <w:szCs w:val="28"/>
         </w:rPr>
-        <w:t xml:space="preserve">Open Source </w:t>
+        <w:t xml:space="preserve">Open </w:t>
+      </w:r>
+      <w:proofErr w:type="gramStart"/>
+      <w:r>
+        <w:rPr>
+          <w:rFonts w:ascii="Nunito" w:hAnsi="Nunito"/>
+          <w:sz w:val="28"/>
+          <w:szCs w:val="28"/>
+        </w:rPr>
+        <w:t xml:space="preserve">Source </w:t>
       </w:r>
       <w:r>
         <w:rPr>
@@ -389,7 +398,16 @@
           <w:sz w:val="28"/>
           <w:szCs w:val="28"/>
         </w:rPr>
-        <w:t xml:space="preserve">software is generally feature complete, (supposedly) bug free and ready for use by the community. </w:t>
+        <w:t>software</w:t>
+      </w:r>
+      <w:proofErr w:type="gramEnd"/>
+      <w:r>
+        <w:rPr>
+          <w:rFonts w:ascii="Nunito" w:hAnsi="Nunito"/>
+          <w:sz w:val="28"/>
+          <w:szCs w:val="28"/>
+        </w:rPr>
+        <w:t xml:space="preserve"> is generally feature complete, (supposedly) bug free and ready for use by the community. </w:t>
       </w:r>
     </w:p>
     <w:p>
@@ -534,7 +552,25 @@
           <w:sz w:val="28"/>
           <w:szCs w:val="28"/>
         </w:rPr>
-        <w:t>“javac”</w:t>
+        <w:t>“</w:t>
+      </w:r>
+      <w:proofErr w:type="spellStart"/>
+      <w:r>
+        <w:rPr>
+          <w:rFonts w:ascii="Nunito" w:hAnsi="Nunito"/>
+          <w:sz w:val="28"/>
+          <w:szCs w:val="28"/>
+        </w:rPr>
+        <w:t>javac</w:t>
+      </w:r>
+      <w:proofErr w:type="spellEnd"/>
+      <w:r>
+        <w:rPr>
+          <w:rFonts w:ascii="Nunito" w:hAnsi="Nunito"/>
+          <w:sz w:val="28"/>
+          <w:szCs w:val="28"/>
+        </w:rPr>
+        <w:t>”</w:t>
       </w:r>
       <w:r>
         <w:rPr>
@@ -840,13 +876,23 @@
         </w:rPr>
         <w:t xml:space="preserve">c) The process of analyzing and designing a system from an object-oriented point of view is called </w:t>
       </w:r>
-      <w:r>
-        <w:rPr>
-          <w:rFonts w:ascii="Nunito" w:hAnsi="Nunito"/>
-          <w:sz w:val="28"/>
-          <w:szCs w:val="28"/>
-        </w:rPr>
-        <w:t>OOAD(Object Oriented and Analysis Design)</w:t>
+      <w:proofErr w:type="gramStart"/>
+      <w:r>
+        <w:rPr>
+          <w:rFonts w:ascii="Nunito" w:hAnsi="Nunito"/>
+          <w:sz w:val="28"/>
+          <w:szCs w:val="28"/>
+        </w:rPr>
+        <w:t>OOAD(</w:t>
+      </w:r>
+      <w:proofErr w:type="gramEnd"/>
+      <w:r>
+        <w:rPr>
+          <w:rFonts w:ascii="Nunito" w:hAnsi="Nunito"/>
+          <w:sz w:val="28"/>
+          <w:szCs w:val="28"/>
+        </w:rPr>
+        <w:t>Object Oriented and Analysis Design)</w:t>
       </w:r>
       <w:r>
         <w:rPr>
@@ -1389,13 +1435,23 @@
           <w:szCs w:val="28"/>
         </w:rPr>
       </w:pPr>
-      <w:r>
-        <w:rPr>
-          <w:rFonts w:ascii="Nunito" w:hAnsi="Nunito"/>
-          <w:sz w:val="28"/>
-          <w:szCs w:val="28"/>
-        </w:rPr>
-        <w:t>i) The only language a computer can directly understand is that computer’s</w:t>
+      <w:proofErr w:type="spellStart"/>
+      <w:r>
+        <w:rPr>
+          <w:rFonts w:ascii="Nunito" w:hAnsi="Nunito"/>
+          <w:sz w:val="28"/>
+          <w:szCs w:val="28"/>
+        </w:rPr>
+        <w:t>i</w:t>
+      </w:r>
+      <w:proofErr w:type="spellEnd"/>
+      <w:r>
+        <w:rPr>
+          <w:rFonts w:ascii="Nunito" w:hAnsi="Nunito"/>
+          <w:sz w:val="28"/>
+          <w:szCs w:val="28"/>
+        </w:rPr>
+        <w:t>) The only language a computer can directly understand is that computer’s</w:t>
       </w:r>
       <w:r>
         <w:rPr>
@@ -1719,15 +1775,33 @@
           <w:sz w:val="28"/>
           <w:szCs w:val="28"/>
         </w:rPr>
-        <w:t xml:space="preserve"> Load</w:t>
-      </w:r>
-      <w:r>
-        <w:rPr>
-          <w:rFonts w:ascii="Nunito" w:hAnsi="Nunito"/>
-          <w:sz w:val="28"/>
-          <w:szCs w:val="28"/>
-        </w:rPr>
-        <w:t xml:space="preserve"> , </w:t>
+        <w:t xml:space="preserve"> </w:t>
+      </w:r>
+      <w:proofErr w:type="gramStart"/>
+      <w:r>
+        <w:rPr>
+          <w:rFonts w:ascii="Nunito" w:hAnsi="Nunito"/>
+          <w:sz w:val="28"/>
+          <w:szCs w:val="28"/>
+        </w:rPr>
+        <w:t>Load</w:t>
+      </w:r>
+      <w:r>
+        <w:rPr>
+          <w:rFonts w:ascii="Nunito" w:hAnsi="Nunito"/>
+          <w:sz w:val="28"/>
+          <w:szCs w:val="28"/>
+        </w:rPr>
+        <w:t xml:space="preserve"> ,</w:t>
+      </w:r>
+      <w:proofErr w:type="gramEnd"/>
+      <w:r>
+        <w:rPr>
+          <w:rFonts w:ascii="Nunito" w:hAnsi="Nunito"/>
+          <w:sz w:val="28"/>
+          <w:szCs w:val="28"/>
+        </w:rPr>
+        <w:t xml:space="preserve"> </w:t>
       </w:r>
       <w:r>
         <w:rPr>
@@ -1803,6 +1877,7 @@
         </w:rPr>
         <w:t>_</w:t>
       </w:r>
+      <w:proofErr w:type="gramStart"/>
       <w:r>
         <w:rPr>
           <w:rFonts w:ascii="Nunito" w:hAnsi="Nunito"/>
@@ -1825,7 +1900,16 @@
           <w:sz w:val="28"/>
           <w:szCs w:val="28"/>
         </w:rPr>
-        <w:t xml:space="preserve"> provides many tools that support the software development process, such as editors for writing and editing programs, debuggers for locating logic errors in programs, and many other features. </w:t>
+        <w:t xml:space="preserve"> provides</w:t>
+      </w:r>
+      <w:proofErr w:type="gramEnd"/>
+      <w:r>
+        <w:rPr>
+          <w:rFonts w:ascii="Nunito" w:hAnsi="Nunito"/>
+          <w:sz w:val="28"/>
+          <w:szCs w:val="28"/>
+        </w:rPr>
+        <w:t xml:space="preserve"> many tools that support the software development process, such as editors for writing and editing programs, debuggers for locating logic errors in programs, and many other features. </w:t>
       </w:r>
     </w:p>
     <w:p>
@@ -2032,50 +2116,122 @@
           <w:sz w:val="28"/>
           <w:szCs w:val="28"/>
         </w:rPr>
-        <w:t>1. The compiler Phase: the javac compiler converts the java source code (.java) to the byte code (.class)</w:t>
-      </w:r>
-    </w:p>
-    <w:p>
-      <w:pPr>
-        <w:rPr>
-          <w:rFonts w:ascii="Nunito" w:hAnsi="Nunito"/>
-          <w:sz w:val="28"/>
-          <w:szCs w:val="28"/>
-        </w:rPr>
-      </w:pPr>
-    </w:p>
-    <w:p>
-      <w:pPr>
-        <w:rPr>
-          <w:rFonts w:ascii="Nunito" w:hAnsi="Nunito"/>
-          <w:sz w:val="28"/>
-          <w:szCs w:val="28"/>
-        </w:rPr>
-      </w:pPr>
-      <w:r>
-        <w:rPr>
-          <w:rFonts w:ascii="Nunito" w:hAnsi="Nunito"/>
-          <w:sz w:val="28"/>
-          <w:szCs w:val="28"/>
-        </w:rPr>
-        <w:t>2. Execution phase – The jvm loads, verifies and executes the bytecode. The JIT compiles the byte code into native machine code for faster execution.</w:t>
-      </w:r>
-    </w:p>
-    <w:p>
-      <w:pPr>
-        <w:rPr>
-          <w:rFonts w:ascii="Nunito" w:hAnsi="Nunito"/>
-          <w:sz w:val="28"/>
-          <w:szCs w:val="28"/>
-        </w:rPr>
-      </w:pPr>
-      <w:r>
-        <w:rPr>
-          <w:rFonts w:ascii="Nunito" w:hAnsi="Nunito"/>
-          <w:sz w:val="28"/>
-          <w:szCs w:val="28"/>
-        </w:rPr>
-        <w:t>.java – javac- .class – jvm- machine code - execution</w:t>
+        <w:t xml:space="preserve">1. The compiler Phase: the </w:t>
+      </w:r>
+      <w:proofErr w:type="spellStart"/>
+      <w:r>
+        <w:rPr>
+          <w:rFonts w:ascii="Nunito" w:hAnsi="Nunito"/>
+          <w:sz w:val="28"/>
+          <w:szCs w:val="28"/>
+        </w:rPr>
+        <w:t>javac</w:t>
+      </w:r>
+      <w:proofErr w:type="spellEnd"/>
+      <w:r>
+        <w:rPr>
+          <w:rFonts w:ascii="Nunito" w:hAnsi="Nunito"/>
+          <w:sz w:val="28"/>
+          <w:szCs w:val="28"/>
+        </w:rPr>
+        <w:t xml:space="preserve"> compiler converts the java source code (.java) to the byte code (.class)</w:t>
+      </w:r>
+    </w:p>
+    <w:p>
+      <w:pPr>
+        <w:rPr>
+          <w:rFonts w:ascii="Nunito" w:hAnsi="Nunito"/>
+          <w:sz w:val="28"/>
+          <w:szCs w:val="28"/>
+        </w:rPr>
+      </w:pPr>
+    </w:p>
+    <w:p>
+      <w:pPr>
+        <w:rPr>
+          <w:rFonts w:ascii="Nunito" w:hAnsi="Nunito"/>
+          <w:sz w:val="28"/>
+          <w:szCs w:val="28"/>
+        </w:rPr>
+      </w:pPr>
+      <w:r>
+        <w:rPr>
+          <w:rFonts w:ascii="Nunito" w:hAnsi="Nunito"/>
+          <w:sz w:val="28"/>
+          <w:szCs w:val="28"/>
+        </w:rPr>
+        <w:t xml:space="preserve">2. Execution phase – The </w:t>
+      </w:r>
+      <w:proofErr w:type="spellStart"/>
+      <w:r>
+        <w:rPr>
+          <w:rFonts w:ascii="Nunito" w:hAnsi="Nunito"/>
+          <w:sz w:val="28"/>
+          <w:szCs w:val="28"/>
+        </w:rPr>
+        <w:t>jvm</w:t>
+      </w:r>
+      <w:proofErr w:type="spellEnd"/>
+      <w:r>
+        <w:rPr>
+          <w:rFonts w:ascii="Nunito" w:hAnsi="Nunito"/>
+          <w:sz w:val="28"/>
+          <w:szCs w:val="28"/>
+        </w:rPr>
+        <w:t xml:space="preserve"> loads, verifies and executes the bytecode. The JIT compiles the byte code into native machine code for faster execution.</w:t>
+      </w:r>
+    </w:p>
+    <w:p>
+      <w:pPr>
+        <w:rPr>
+          <w:rFonts w:ascii="Nunito" w:hAnsi="Nunito"/>
+          <w:sz w:val="28"/>
+          <w:szCs w:val="28"/>
+        </w:rPr>
+      </w:pPr>
+      <w:r>
+        <w:rPr>
+          <w:rFonts w:ascii="Nunito" w:hAnsi="Nunito"/>
+          <w:sz w:val="28"/>
+          <w:szCs w:val="28"/>
+        </w:rPr>
+        <w:t xml:space="preserve">.java – </w:t>
+      </w:r>
+      <w:proofErr w:type="spellStart"/>
+      <w:r>
+        <w:rPr>
+          <w:rFonts w:ascii="Nunito" w:hAnsi="Nunito"/>
+          <w:sz w:val="28"/>
+          <w:szCs w:val="28"/>
+        </w:rPr>
+        <w:t>javac</w:t>
+      </w:r>
+      <w:proofErr w:type="spellEnd"/>
+      <w:r>
+        <w:rPr>
+          <w:rFonts w:ascii="Nunito" w:hAnsi="Nunito"/>
+          <w:sz w:val="28"/>
+          <w:szCs w:val="28"/>
+        </w:rPr>
+        <w:t xml:space="preserve">- .class – </w:t>
+      </w:r>
+      <w:proofErr w:type="spellStart"/>
+      <w:r>
+        <w:rPr>
+          <w:rFonts w:ascii="Nunito" w:hAnsi="Nunito"/>
+          <w:sz w:val="28"/>
+          <w:szCs w:val="28"/>
+        </w:rPr>
+        <w:t>jvm</w:t>
+      </w:r>
+      <w:proofErr w:type="spellEnd"/>
+      <w:r>
+        <w:rPr>
+          <w:rFonts w:ascii="Nunito" w:hAnsi="Nunito"/>
+          <w:sz w:val="28"/>
+          <w:szCs w:val="28"/>
+        </w:rPr>
+        <w:t>- machine code - execution</w:t>
       </w:r>
     </w:p>
     <w:p>
@@ -2335,7 +2491,16 @@
           <w:sz w:val="28"/>
           <w:szCs w:val="28"/>
         </w:rPr>
-        <w:t>Some scientists believe that carbon emissions, especially from the b</w:t>
+        <w:t xml:space="preserve">Some scientists believe that carbon emissions, especially from the </w:t>
+      </w:r>
+      <w:proofErr w:type="gramStart"/>
+      <w:r>
+        <w:rPr>
+          <w:rFonts w:ascii="Nunito" w:hAnsi="Nunito"/>
+          <w:sz w:val="28"/>
+          <w:szCs w:val="28"/>
+        </w:rPr>
+        <w:t>b</w:t>
       </w:r>
       <w:r>
         <w:rPr>
@@ -2351,7 +2516,34 @@
           <w:sz w:val="28"/>
           <w:szCs w:val="28"/>
         </w:rPr>
-        <w:t>urning of fossil fuels, contribute significantly to global warming and that this can be combatted if individuals take steps to limit their use of carbon-based fuels. Organizations and individuals are increasingly concerned about their “carbon footprints.” Websites such as TerraPass http://www.terrapass.com/carbon-footprint-calculator/ and Carbon Footprint http://www.carbonfootprint.com/calculator.aspx</w:t>
+        <w:t>urning</w:t>
+      </w:r>
+      <w:proofErr w:type="gramEnd"/>
+      <w:r>
+        <w:rPr>
+          <w:rFonts w:ascii="Nunito" w:hAnsi="Nunito"/>
+          <w:sz w:val="28"/>
+          <w:szCs w:val="28"/>
+        </w:rPr>
+        <w:t xml:space="preserve"> of fossil fuels, contribute significantly to global warming and that this can be combatted if individuals take steps to limit their use of carbon-based fuels. Organizations and individuals are increasingly concerned about their “carbon footprints.” Websites such as </w:t>
+      </w:r>
+      <w:proofErr w:type="spellStart"/>
+      <w:r>
+        <w:rPr>
+          <w:rFonts w:ascii="Nunito" w:hAnsi="Nunito"/>
+          <w:sz w:val="28"/>
+          <w:szCs w:val="28"/>
+        </w:rPr>
+        <w:t>TerraPass</w:t>
+      </w:r>
+      <w:proofErr w:type="spellEnd"/>
+      <w:r>
+        <w:rPr>
+          <w:rFonts w:ascii="Nunito" w:hAnsi="Nunito"/>
+          <w:sz w:val="28"/>
+          <w:szCs w:val="28"/>
+        </w:rPr>
+        <w:t xml:space="preserve"> http://www.terrapass.com/carbon-footprint-calculator/ and Carbon Footprint http://www.carbonfootprint.com/calculator.aspx</w:t>
       </w:r>
       <w:r>
         <w:rPr>
@@ -2435,7 +2627,43 @@
           <w:sz w:val="28"/>
           <w:szCs w:val="28"/>
         </w:rPr>
-        <w:t>The emission factor convers the activity info an estimated amount of greenhouse-gas emissions usually measured in kilograms or tonnes of CO2</w:t>
+        <w:t xml:space="preserve">The emission factor convers the activity info an estimated </w:t>
+      </w:r>
+      <w:proofErr w:type="gramStart"/>
+      <w:r>
+        <w:rPr>
+          <w:rFonts w:ascii="Nunito" w:hAnsi="Nunito"/>
+          <w:sz w:val="28"/>
+          <w:szCs w:val="28"/>
+        </w:rPr>
+        <w:t>amount</w:t>
+      </w:r>
+      <w:proofErr w:type="gramEnd"/>
+      <w:r>
+        <w:rPr>
+          <w:rFonts w:ascii="Nunito" w:hAnsi="Nunito"/>
+          <w:sz w:val="28"/>
+          <w:szCs w:val="28"/>
+        </w:rPr>
+        <w:t xml:space="preserve"> of greenhouse-gas emissions usually measured in kilograms or </w:t>
+      </w:r>
+      <w:proofErr w:type="spellStart"/>
+      <w:r>
+        <w:rPr>
+          <w:rFonts w:ascii="Nunito" w:hAnsi="Nunito"/>
+          <w:sz w:val="28"/>
+          <w:szCs w:val="28"/>
+        </w:rPr>
+        <w:t>tonnes</w:t>
+      </w:r>
+      <w:proofErr w:type="spellEnd"/>
+      <w:r>
+        <w:rPr>
+          <w:rFonts w:ascii="Nunito" w:hAnsi="Nunito"/>
+          <w:sz w:val="28"/>
+          <w:szCs w:val="28"/>
+        </w:rPr>
+        <w:t xml:space="preserve"> of CO2</w:t>
       </w:r>
       <w:r>
         <w:rPr>
@@ -2631,7 +2859,25 @@
           <w:sz w:val="28"/>
           <w:szCs w:val="28"/>
         </w:rPr>
-        <w:t xml:space="preserve">Many people want to eliminate sexism in all forms of communication. You’ve been asked to create a program that can process a paragraph of text and replace gender-specific words with gender-neutral ones. Assuming that you’ve been given a list of gender-specific words and their gender-neutral replacements (e.g., replace both “wife” and “husband” with “spouse,” “man” and “woman” with “person,” “daughter” and “son” with “child”), explain the procedure you’d use to read through a paragraph of text and manually perform these replacements. How might your procedure generate a strange term like “woperchild?” You’ll soon learn that a more formal term for “procedure” is “algorithm,” and that an algorithm specifies the steps to be performed and the order in which to perform them. We’ll </w:t>
+        <w:t>Many people want to eliminate sexism in all forms of communication. You’ve been asked to create a program that can process a paragraph of text and replace gender-specific words with gender-neutral ones. Assuming that you’ve been given a list of gender-specific words and their gender-neutral replacements (e.g., replace both “wife” and “husband” with “spouse,” “man” and “woman” with “person,” “daughter” and “son” with “child”), explain the procedure you’d use to read through a paragraph of text and manually perform these replacements. How might your procedure generate a strange term like “</w:t>
+      </w:r>
+      <w:proofErr w:type="spellStart"/>
+      <w:r>
+        <w:rPr>
+          <w:rFonts w:ascii="Nunito" w:hAnsi="Nunito"/>
+          <w:sz w:val="28"/>
+          <w:szCs w:val="28"/>
+        </w:rPr>
+        <w:t>woperchild</w:t>
+      </w:r>
+      <w:proofErr w:type="spellEnd"/>
+      <w:r>
+        <w:rPr>
+          <w:rFonts w:ascii="Nunito" w:hAnsi="Nunito"/>
+          <w:sz w:val="28"/>
+          <w:szCs w:val="28"/>
+        </w:rPr>
+        <w:t xml:space="preserve">?” You’ll soon learn that a more formal term for “procedure” is “algorithm,” and that an algorithm specifies the steps to be performed and the order in which to perform them. We’ll </w:t>
       </w:r>
       <w:r>
         <w:rPr>
@@ -2641,6 +2887,14 @@
         </w:rPr>
         <w:lastRenderedPageBreak/>
         <w:t>show how to develop algorithms then convert them to Java programs which can be run on computers.</w:t>
+      </w:r>
+      <w:r>
+        <w:rPr>
+          <w:rFonts w:ascii="Nunito" w:hAnsi="Nunito"/>
+          <w:sz w:val="28"/>
+          <w:szCs w:val="28"/>
+        </w:rPr>
+        <w:t xml:space="preserve"> </w:t>
       </w:r>
     </w:p>
     <w:sectPr>
@@ -3055,6 +3309,7 @@
   <w:style w:type="character" w:default="1" w:styleId="DefaultParagraphFont">
     <w:name w:val="Default Paragraph Font"/>
     <w:uiPriority w:val="1"/>
+    <w:semiHidden/>
     <w:unhideWhenUsed/>
   </w:style>
   <w:style w:type="table" w:default="1" w:styleId="TableNormal">
